--- a/klagomål/S 2202-2026 FSC-klagomål.docx
+++ b/klagomål/S 2202-2026 FSC-klagomål.docx
@@ -681,7 +681,7 @@
     <w:r>
       <w:tab/>
       <w:tab/>
-      <w:t>2026-08-22</w:t>
+      <w:t>2026-08-23</w:t>
       <w:br/>
       <w:br/>
     </w:r>

--- a/klagomål/S 2202-2026 FSC-klagomål.docx
+++ b/klagomål/S 2202-2026 FSC-klagomål.docx
@@ -681,7 +681,7 @@
     <w:r>
       <w:tab/>
       <w:tab/>
-      <w:t>2026-08-23</w:t>
+      <w:t>2026-08-24</w:t>
       <w:br/>
       <w:br/>
     </w:r>

--- a/klagomål/S 2202-2026 FSC-klagomål.docx
+++ b/klagomål/S 2202-2026 FSC-klagomål.docx
@@ -681,7 +681,7 @@
     <w:r>
       <w:tab/>
       <w:tab/>
-      <w:t>2026-08-24</w:t>
+      <w:t>2026-08-25</w:t>
       <w:br/>
       <w:br/>
     </w:r>

--- a/klagomål/S 2202-2026 FSC-klagomål.docx
+++ b/klagomål/S 2202-2026 FSC-klagomål.docx
@@ -681,7 +681,7 @@
     <w:r>
       <w:tab/>
       <w:tab/>
-      <w:t>2026-08-25</w:t>
+      <w:t>2026-08-26</w:t>
       <w:br/>
       <w:br/>
     </w:r>

--- a/klagomål/S 2202-2026 FSC-klagomål.docx
+++ b/klagomål/S 2202-2026 FSC-klagomål.docx
@@ -681,7 +681,7 @@
     <w:r>
       <w:tab/>
       <w:tab/>
-      <w:t>2026-08-26</w:t>
+      <w:t>2026-08-27</w:t>
       <w:br/>
       <w:br/>
     </w:r>

--- a/klagomål/S 2202-2026 FSC-klagomål.docx
+++ b/klagomål/S 2202-2026 FSC-klagomål.docx
@@ -681,7 +681,7 @@
     <w:r>
       <w:tab/>
       <w:tab/>
-      <w:t>2026-08-27</w:t>
+      <w:t>2026-08-28</w:t>
       <w:br/>
       <w:br/>
     </w:r>

--- a/klagomål/S 2202-2026 FSC-klagomål.docx
+++ b/klagomål/S 2202-2026 FSC-klagomål.docx
@@ -163,7 +163,7 @@
         <w:pStyle w:val="Title"/>
       </w:pPr>
       <w:r>
-        <w:t>Inledande FSC- /PEFC-klagomål – information om höga naturvärden i samrådsanmälan S 2202-2026 i Falkenbergs kommun</w:t>
+        <w:t>Inledande FSC- /PEFC-klagomål – information om höga naturvärden och fridlysta arter i samrådsanmälan S 2202-2026 i Falkenbergs kommun</w:t>
       </w:r>
     </w:p>
     <w:p>
@@ -216,12 +216,12 @@
         <w:spacing w:after="240"/>
       </w:pPr>
       <w:r>
-        <w:t>Figur 1. Fyndplatser för naturvårdsarter inom 14 meter från samrådsanmälan. Markörer utan svart kant är placerade på fyndplatsen. Markörer med svart kant är placerade vid sidan av fyndplatsen och har ett svart streck som visar fyndplatsens exakta position. Kartans mittpunktskoordinat är N 6331932, E 353997 i SWEREF 99 TM.</w:t>
+        <w:t>Figur 1. Fyndplatser för naturvårdsarter i och inom 14 meter från samrådsanmälan. Markörer utan svart kant är placerade på fyndplatsen. Markörer med svart kant är placerade vid sidan av fyndplatsen och har ett svart streck som visar fyndplatsens exakta position. Kartans mittpunktskoordinat är N 6331932, E 353997 i SWEREF 99 TM.</w:t>
       </w:r>
     </w:p>
     <w:p>
       <w:r>
-        <w:t>Inom 14 meter från samrådsanmälan finns fynd av 1 naturvårdsarter, varav 1 är rödlistad och 1 är typisk (T): koralltaggsvamp (NT, T). Se Figur 1.</w:t>
+        <w:t>I och inom 14 meter från samrådsanmälan finns fynd av 10 naturvårdsarter, varav 2 är rödlistade, 1 är fridlyst, 9 är typiska (T) och 7 är signalarter (S): bokvårtlav (NT, T), koralltaggsvamp (NT, T), barkkornlav (S, T), bokfjädermossa (S, T), fällmossa (S, T), guldlockmossa (S, T), gulnål (S, T), havstulpanlav (S, T), platt fjädermossa (S, T) och äkta lopplummer (§9). Se Figur 1.</w:t>
       </w:r>
     </w:p>
     <w:p>
@@ -252,6 +252,35 @@
         <w:rPr>
           <w:b/>
         </w:rPr>
+        <w:t>Bokvårtlav (NT)</w:t>
+      </w:r>
+      <w:r>
+        <w:t xml:space="preserve"> växer på barken av gamla bokar samt avenbok och är en bra signalart för skogsbestånd med höga naturvärden. Gamla bokskogar där laven förekommer i särskilt rikliga bestånd bör bevaras. Bokvårtlav är typisk art för </w:t>
+      </w:r>
+      <w:r>
+        <w:rPr>
+          <w:i/>
+        </w:rPr>
+        <w:t>9110 Näringsfattig bokskog, 9130 Näringsrik bokskog</w:t>
+      </w:r>
+      <w:r>
+        <w:t xml:space="preserve"> och </w:t>
+      </w:r>
+      <w:r>
+        <w:rPr>
+          <w:i/>
+        </w:rPr>
+        <w:t>9160 Näringsrik ekskog</w:t>
+      </w:r>
+      <w:r>
+        <w:t xml:space="preserve"> (SLU Artdatabanken, 2024; Nitare &amp; Skogsstyrelsen, 2019).</w:t>
+      </w:r>
+    </w:p>
+    <w:p>
+      <w:r>
+        <w:rPr>
+          <w:b/>
+        </w:rPr>
         <w:t>Koralltaggsvamp (NT)</w:t>
       </w:r>
       <w:r>
@@ -274,6 +303,218 @@
       </w:r>
       <w:r>
         <w:t xml:space="preserve"> (SLU Artdatabanken, 2024; Nitare &amp; Skogsstyrelsen, 2019).</w:t>
+      </w:r>
+    </w:p>
+    <w:p>
+      <w:r>
+        <w:rPr>
+          <w:b/>
+        </w:rPr>
+        <w:t>Barkkornlav</w:t>
+      </w:r>
+      <w:r>
+        <w:t xml:space="preserve"> växer på bark av bl.a. gran, ek, al, asp, rönn, sälg och en i ädellövskogar, granskogar, barr- och lövblandskogar med hög luftfuktighet. Barkkornlav är typisk art för </w:t>
+      </w:r>
+      <w:r>
+        <w:rPr>
+          <w:i/>
+        </w:rPr>
+        <w:t>9190 Näringsfattig ekskog</w:t>
+      </w:r>
+      <w:r>
+        <w:t xml:space="preserve"> (SLU Artdatabanken, 2025).</w:t>
+      </w:r>
+    </w:p>
+    <w:p>
+      <w:r>
+        <w:rPr>
+          <w:b/>
+        </w:rPr>
+        <w:t>Bokfjädermossa</w:t>
+      </w:r>
+      <w:r>
+        <w:t xml:space="preserve"> växer främst i sluten bokskog på grova bokstammar. Arten är placerad högst upp i Skogsstyrelsens värdepyramid för bedömning av skog med höga naturvärden och signalerar överallt skogsmiljöer med höga naturvärden. Samtliga aktuella lokaler bör skyddas mot avverkning. Bokfjädermossa är typisk art för </w:t>
+      </w:r>
+      <w:r>
+        <w:rPr>
+          <w:i/>
+        </w:rPr>
+        <w:t xml:space="preserve">9020 Nordlig ädellövskog, 9110 Näringsfattig bokskog, 9130 Näringsrik bokskog, 9180 Ädellövskog i branter, 9160 Näringsrik ekskog </w:t>
+      </w:r>
+      <w:r>
+        <w:t>och</w:t>
+      </w:r>
+      <w:r>
+        <w:rPr>
+          <w:i/>
+        </w:rPr>
+        <w:t xml:space="preserve"> 9190 Näringsfattig ekskog</w:t>
+      </w:r>
+      <w:r>
+        <w:t xml:space="preserve"> (SLU Artdatabanken, 2024).</w:t>
+      </w:r>
+    </w:p>
+    <w:p>
+      <w:r>
+        <w:rPr>
+          <w:b/>
+        </w:rPr>
+        <w:t>Fällmossa</w:t>
+      </w:r>
+      <w:r>
+        <w:t xml:space="preserve"> indikerar i stort sett alltid områden med höga naturvärden, skog med lång kontinuitet, gamla träd, hög luftfuktighet och stabila förhållanden. Sporkapslar finnar man enbart på extra skyddsvärda lokaler. Fällmossa är typisk art för </w:t>
+      </w:r>
+      <w:r>
+        <w:rPr>
+          <w:i/>
+        </w:rPr>
+        <w:t xml:space="preserve">9020 Nordlig ädellövskog, 9110 Näringsfattig bokskog, 9130 Näringsrik bokskog, 9160 Näringsrik ekskog, 9180 Ädellövskog i branter </w:t>
+      </w:r>
+      <w:r>
+        <w:t>och</w:t>
+      </w:r>
+      <w:r>
+        <w:rPr>
+          <w:i/>
+        </w:rPr>
+        <w:t xml:space="preserve"> 9190 Näringsfattig ekskog</w:t>
+      </w:r>
+      <w:r>
+        <w:t xml:space="preserve"> (SLU Artdatabanken, 2024; Nitare &amp; Skogsstyrelsen, 2019).</w:t>
+      </w:r>
+    </w:p>
+    <w:p>
+      <w:r>
+        <w:rPr>
+          <w:b/>
+        </w:rPr>
+        <w:t>Guldlockmossa</w:t>
+      </w:r>
+      <w:r>
+        <w:t xml:space="preserve"> växer på solexponerade, basiska klippor och block samt på skrovlig bark vid basen av ädellövträd med rik bark, ofta på gamla ekar, bokar och andra ädellövträd som står öppet i bryn. Särskilt högt signalvärde har den i norra Sverige där den sällsynt kan påträffas i sydväxtberg på klippor med basiska bergarter. Guldlockmossa är typisk art för </w:t>
+      </w:r>
+      <w:r>
+        <w:rPr>
+          <w:i/>
+        </w:rPr>
+        <w:t xml:space="preserve">9110 Näringsfattig bokskog, 9160 Näringsrik ekskog, 9180 Ädellövskog i branter </w:t>
+      </w:r>
+      <w:r>
+        <w:t xml:space="preserve">och </w:t>
+      </w:r>
+      <w:r>
+        <w:rPr>
+          <w:i/>
+        </w:rPr>
+        <w:t xml:space="preserve">9190 Näringsfattig ekskog </w:t>
+      </w:r>
+      <w:r>
+        <w:t>(Nitare &amp; Skogsstyrelsen, 2019; SLU Artdatabanken, 2025).</w:t>
+      </w:r>
+    </w:p>
+    <w:p>
+      <w:r>
+        <w:rPr>
+          <w:b/>
+        </w:rPr>
+        <w:t>Gulnål</w:t>
+      </w:r>
+      <w:r>
+        <w:t xml:space="preserve"> växer mest på murknande lövträdsved och barrträdsved och förekommer i skuggiga miljöer med hög luftfuktighet. I södra Sverige är den en relativt bra signal på biotoper med höga naturvärden och följs ofta av sällsynta arter. Gulnål är typisk art för </w:t>
+      </w:r>
+      <w:r>
+        <w:rPr>
+          <w:i/>
+        </w:rPr>
+        <w:t>9110 Näringsfattig bokskog</w:t>
+      </w:r>
+      <w:r>
+        <w:t xml:space="preserve"> och</w:t>
+      </w:r>
+      <w:r>
+        <w:rPr>
+          <w:i/>
+        </w:rPr>
+        <w:t xml:space="preserve"> 9130 Näringsrik bokskog </w:t>
+      </w:r>
+      <w:r>
+        <w:t>(Nitare &amp; Skogsstyrelsen, 2019; SLU Artdatabanken, 2025).</w:t>
+      </w:r>
+    </w:p>
+    <w:p>
+      <w:r>
+        <w:rPr>
+          <w:b/>
+        </w:rPr>
+        <w:t>Havstulpanlav</w:t>
+      </w:r>
+      <w:r>
+        <w:t xml:space="preserve"> är en mycket bra signalart som överallt indikerar skogsbestånd med höga naturvärden. Den växer främst på barken av lövträd i gamla, skuggiga och fuktiga skogsmiljöer, men förekommer relativt ofta även på äldre gran i sumpskog. Havstulpanlav är typisk art för </w:t>
+      </w:r>
+      <w:r>
+        <w:rPr>
+          <w:i/>
+        </w:rPr>
+        <w:t xml:space="preserve">9020 Nordlig ädellövskog, 9070 Trädklädd betesmark, 9110 Näringsfattig bokskog, 9130 Näringsrik bokskog, 9160 Näringsrik ekskog, 9180 Ädellövskog i branter </w:t>
+      </w:r>
+      <w:r>
+        <w:t>och</w:t>
+      </w:r>
+      <w:r>
+        <w:rPr>
+          <w:i/>
+        </w:rPr>
+        <w:t xml:space="preserve"> 9190 Näringsfattig ekskog </w:t>
+      </w:r>
+      <w:r>
+        <w:t>(Nitare &amp; Skogsstyrelsen, 2019; SLU Artdatabanken, 2025).</w:t>
+      </w:r>
+    </w:p>
+    <w:p>
+      <w:r>
+        <w:rPr>
+          <w:b/>
+        </w:rPr>
+        <w:t xml:space="preserve">Platt fjädermossa </w:t>
+      </w:r>
+      <w:r>
+        <w:t>växer på såväl trädstammar (särskilt bok och andra ädla lövträd) som klippor (helst basiska bergarter). Norrut förekommer den endast på basiska klippor. Rika förekomster och fynd med sporkapslar indikerar höga naturvärden och en artrik mossbiotop.</w:t>
+      </w:r>
+      <w:r>
+        <w:rPr>
+          <w:b/>
+        </w:rPr>
+        <w:t xml:space="preserve"> </w:t>
+      </w:r>
+      <w:r>
+        <w:t xml:space="preserve">Platt fjädermossa är typisk art för </w:t>
+      </w:r>
+      <w:r>
+        <w:rPr>
+          <w:i/>
+        </w:rPr>
+        <w:t>9010 Taiga,</w:t>
+      </w:r>
+      <w:r>
+        <w:t xml:space="preserve"> </w:t>
+      </w:r>
+      <w:r>
+        <w:rPr>
+          <w:i/>
+        </w:rPr>
+        <w:t>9020 Nordlig ädellövskog, 9110 Näringsfattig bokskog, 9130 Näringsrik bokskog, 9160 Näringsrik ekskog, 9180 Ädellövskog i branter</w:t>
+      </w:r>
+      <w:r>
+        <w:t xml:space="preserve"> och</w:t>
+      </w:r>
+      <w:r>
+        <w:rPr>
+          <w:i/>
+        </w:rPr>
+        <w:t xml:space="preserve"> 9190 Näringsfattig ekskog </w:t>
+      </w:r>
+      <w:r>
+        <w:t>(Nitare &amp; Skogsstyrelsen, 2019; SLU Artdatabanken, 2025).</w:t>
       </w:r>
     </w:p>
     <w:p>
@@ -366,7 +607,7 @@
         <w:rPr>
           <w:i/>
         </w:rPr>
-        <w:t>I det samrådsanmälda skogsområdet har 1 naturvårdsarter varav 1 rödlistade arter sina livsmiljöer och växtplatser.</w:t>
+        <w:t>I det samrådsanmälda skogsområdet har 10 naturvårdsarter varav 2 rödlistade arter sina livsmiljöer och växtplatser.</w:t>
       </w:r>
     </w:p>
     <w:p>
@@ -681,7 +922,7 @@
     <w:r>
       <w:tab/>
       <w:tab/>
-      <w:t>2026-08-28</w:t>
+      <w:t>2026-08-29</w:t>
       <w:br/>
       <w:br/>
     </w:r>

--- a/klagomål/S 2202-2026 FSC-klagomål.docx
+++ b/klagomål/S 2202-2026 FSC-klagomål.docx
@@ -922,7 +922,7 @@
     <w:r>
       <w:tab/>
       <w:tab/>
-      <w:t>2026-08-29</w:t>
+      <w:t>2026-08-31</w:t>
       <w:br/>
       <w:br/>
     </w:r>

--- a/klagomål/S 2202-2026 FSC-klagomål.docx
+++ b/klagomål/S 2202-2026 FSC-klagomål.docx
@@ -922,7 +922,7 @@
     <w:r>
       <w:tab/>
       <w:tab/>
-      <w:t>2026-08-31</w:t>
+      <w:t>2026-09-01</w:t>
       <w:br/>
       <w:br/>
     </w:r>

--- a/klagomål/S 2202-2026 FSC-klagomål.docx
+++ b/klagomål/S 2202-2026 FSC-klagomål.docx
@@ -922,7 +922,7 @@
     <w:r>
       <w:tab/>
       <w:tab/>
-      <w:t>2026-09-01</w:t>
+      <w:t>2026-09-02</w:t>
       <w:br/>
       <w:br/>
     </w:r>

--- a/klagomål/S 2202-2026 FSC-klagomål.docx
+++ b/klagomål/S 2202-2026 FSC-klagomål.docx
@@ -922,7 +922,7 @@
     <w:r>
       <w:tab/>
       <w:tab/>
-      <w:t>2026-09-02</w:t>
+      <w:t>2026-09-03</w:t>
       <w:br/>
       <w:br/>
     </w:r>

--- a/klagomål/S 2202-2026 FSC-klagomål.docx
+++ b/klagomål/S 2202-2026 FSC-klagomål.docx
@@ -922,7 +922,7 @@
     <w:r>
       <w:tab/>
       <w:tab/>
-      <w:t>2026-09-03</w:t>
+      <w:t>2026-09-04</w:t>
       <w:br/>
       <w:br/>
     </w:r>

--- a/klagomål/S 2202-2026 FSC-klagomål.docx
+++ b/klagomål/S 2202-2026 FSC-klagomål.docx
@@ -922,7 +922,7 @@
     <w:r>
       <w:tab/>
       <w:tab/>
-      <w:t>2026-09-04</w:t>
+      <w:t>2026-09-05</w:t>
       <w:br/>
       <w:br/>
     </w:r>

--- a/klagomål/S 2202-2026 FSC-klagomål.docx
+++ b/klagomål/S 2202-2026 FSC-klagomål.docx
@@ -922,7 +922,7 @@
     <w:r>
       <w:tab/>
       <w:tab/>
-      <w:t>2026-09-05</w:t>
+      <w:t>2026-09-06</w:t>
       <w:br/>
       <w:br/>
     </w:r>

--- a/klagomål/S 2202-2026 FSC-klagomål.docx
+++ b/klagomål/S 2202-2026 FSC-klagomål.docx
@@ -922,7 +922,7 @@
     <w:r>
       <w:tab/>
       <w:tab/>
-      <w:t>2026-09-06</w:t>
+      <w:t>2026-09-07</w:t>
       <w:br/>
       <w:br/>
     </w:r>

--- a/klagomål/S 2202-2026 FSC-klagomål.docx
+++ b/klagomål/S 2202-2026 FSC-klagomål.docx
@@ -922,7 +922,7 @@
     <w:r>
       <w:tab/>
       <w:tab/>
-      <w:t>2026-09-07</w:t>
+      <w:t>2026-09-08</w:t>
       <w:br/>
       <w:br/>
     </w:r>

--- a/klagomål/S 2202-2026 FSC-klagomål.docx
+++ b/klagomål/S 2202-2026 FSC-klagomål.docx
@@ -922,7 +922,7 @@
     <w:r>
       <w:tab/>
       <w:tab/>
-      <w:t>2026-09-08</w:t>
+      <w:t>2026-09-09</w:t>
       <w:br/>
       <w:br/>
     </w:r>

--- a/klagomål/S 2202-2026 FSC-klagomål.docx
+++ b/klagomål/S 2202-2026 FSC-klagomål.docx
@@ -922,7 +922,7 @@
     <w:r>
       <w:tab/>
       <w:tab/>
-      <w:t>2026-09-09</w:t>
+      <w:t>2026-09-10</w:t>
       <w:br/>
       <w:br/>
     </w:r>

--- a/klagomål/S 2202-2026 FSC-klagomål.docx
+++ b/klagomål/S 2202-2026 FSC-klagomål.docx
@@ -922,7 +922,7 @@
     <w:r>
       <w:tab/>
       <w:tab/>
-      <w:t>2026-09-10</w:t>
+      <w:t>2026-09-11</w:t>
       <w:br/>
       <w:br/>
     </w:r>

--- a/klagomål/S 2202-2026 FSC-klagomål.docx
+++ b/klagomål/S 2202-2026 FSC-klagomål.docx
@@ -922,7 +922,7 @@
     <w:r>
       <w:tab/>
       <w:tab/>
-      <w:t>2026-09-11</w:t>
+      <w:t>2026-09-12</w:t>
       <w:br/>
       <w:br/>
     </w:r>

--- a/klagomål/S 2202-2026 FSC-klagomål.docx
+++ b/klagomål/S 2202-2026 FSC-klagomål.docx
@@ -922,7 +922,7 @@
     <w:r>
       <w:tab/>
       <w:tab/>
-      <w:t>2026-09-12</w:t>
+      <w:t>2026-09-13</w:t>
       <w:br/>
       <w:br/>
     </w:r>
